--- a/rediseno_2026/4.5 Itinerarios formateados y corregidos/CPA-403 Contabilidad de Seguros Privado y Social.docx
+++ b/rediseno_2026/4.5 Itinerarios formateados y corregidos/CPA-403 Contabilidad de Seguros Privado y Social.docx
@@ -87,6 +87,12 @@
           <w:insideV w:val="single" w:sz="6" w:space="0" w:color="1F3864"/>
         </w:tblBorders>
         <w:tblLayout w:type="fixed"/>
+        <w:tblCellMar>
+          <w:top w:w="40" w:type="dxa"/>
+          <w:left w:w="90" w:type="dxa"/>
+          <w:bottom w:w="40" w:type="dxa"/>
+          <w:right w:w="90" w:type="dxa"/>
+        </w:tblCellMar>
         <w:tblLook w:val="04A0" w:firstRow="1" w:lastRow="0" w:firstColumn="1" w:lastColumn="0" w:noHBand="0" w:noVBand="1"/>
       </w:tblPr>
       <w:tblGrid>
@@ -8255,6 +8261,12 @@
           <w:insideV w:val="single" w:sz="6" w:space="0" w:color="1F3864"/>
         </w:tblBorders>
         <w:tblLayout w:type="fixed"/>
+        <w:tblCellMar>
+          <w:top w:w="40" w:type="dxa"/>
+          <w:left w:w="90" w:type="dxa"/>
+          <w:bottom w:w="40" w:type="dxa"/>
+          <w:right w:w="90" w:type="dxa"/>
+        </w:tblCellMar>
         <w:tblLook w:val="04A0" w:firstRow="1" w:lastRow="0" w:firstColumn="1" w:lastColumn="0" w:noHBand="0" w:noVBand="1"/>
       </w:tblPr>
       <w:tblGrid>
@@ -8674,6 +8686,45 @@
           </w:p>
         </w:tc>
       </w:tr>
+    </w:tbl>
+    <w:p>
+      <w:pPr>
+        <w:spacing w:before="0" w:after="0" w:line="240" w:lineRule="auto"/>
+        <w:rPr>
+          <w:sz w:val="18"/>
+          <w:szCs w:val="18"/>
+        </w:rPr>
+      </w:pPr>
+    </w:p>
+    <w:tbl>
+      <w:tblPr>
+        <w:tblW w:w="9405" w:type="dxa"/>
+        <w:jc w:val="center"/>
+        <w:tblBorders>
+          <w:top w:val="single" w:sz="6" w:space="0" w:color="1F3864"/>
+          <w:left w:val="single" w:sz="6" w:space="0" w:color="1F3864"/>
+          <w:bottom w:val="single" w:sz="6" w:space="0" w:color="1F3864"/>
+          <w:right w:val="single" w:sz="6" w:space="0" w:color="1F3864"/>
+          <w:insideH w:val="single" w:sz="6" w:space="0" w:color="1F3864"/>
+          <w:insideV w:val="single" w:sz="6" w:space="0" w:color="1F3864"/>
+        </w:tblBorders>
+        <w:tblLayout w:type="fixed"/>
+        <w:tblCellMar>
+          <w:top w:w="40" w:type="dxa"/>
+          <w:left w:w="90" w:type="dxa"/>
+          <w:bottom w:w="40" w:type="dxa"/>
+          <w:right w:w="90" w:type="dxa"/>
+        </w:tblCellMar>
+        <w:tblLook w:val="04A0" w:firstRow="1" w:lastRow="0" w:firstColumn="1" w:lastColumn="0" w:noHBand="0" w:noVBand="1"/>
+      </w:tblPr>
+      <w:tblGrid>
+        <w:gridCol w:w="1866"/>
+        <w:gridCol w:w="1860"/>
+        <w:gridCol w:w="939"/>
+        <w:gridCol w:w="927"/>
+        <w:gridCol w:w="1857"/>
+        <w:gridCol w:w="1953"/>
+      </w:tblGrid>
       <w:tr>
         <w:trPr>
           <w:jc w:val="center"/>
@@ -9079,6 +9130,12 @@
           <w:insideV w:val="single" w:sz="6" w:space="0" w:color="1F3864"/>
         </w:tblBorders>
         <w:tblLayout w:type="fixed"/>
+        <w:tblCellMar>
+          <w:top w:w="40" w:type="dxa"/>
+          <w:left w:w="90" w:type="dxa"/>
+          <w:bottom w:w="40" w:type="dxa"/>
+          <w:right w:w="90" w:type="dxa"/>
+        </w:tblCellMar>
         <w:tblLook w:val="04A0" w:firstRow="1" w:lastRow="0" w:firstColumn="1" w:lastColumn="0" w:noHBand="0" w:noVBand="1"/>
       </w:tblPr>
       <w:tblGrid>
@@ -17402,8 +17459,10 @@
         </w:tblBorders>
         <w:tblLayout w:type="fixed"/>
         <w:tblCellMar>
-          <w:left w:w="10" w:type="dxa"/>
-          <w:right w:w="10" w:type="dxa"/>
+          <w:top w:w="40" w:type="dxa"/>
+          <w:left w:w="90" w:type="dxa"/>
+          <w:bottom w:w="40" w:type="dxa"/>
+          <w:right w:w="90" w:type="dxa"/>
         </w:tblCellMar>
         <w:tblLook w:val="04A0" w:firstRow="1" w:lastRow="0" w:firstColumn="1" w:lastColumn="0" w:noHBand="0" w:noVBand="1"/>
       </w:tblPr>
@@ -17427,12 +17486,6 @@
               <w:right w:val="single" w:sz="6" w:space="0" w:color="1F3864"/>
             </w:tcBorders>
             <w:shd w:val="clear" w:color="auto" w:fill="D9E2F3"/>
-            <w:tcMar>
-              <w:top w:w="50" w:type="dxa"/>
-              <w:left w:w="90" w:type="dxa"/>
-              <w:bottom w:w="50" w:type="dxa"/>
-              <w:right w:w="90" w:type="dxa"/>
-            </w:tcMar>
           </w:tcPr>
           <w:p>
             <w:pPr>
@@ -18138,12 +18191,6 @@
               <w:right w:val="single" w:sz="6" w:space="0" w:color="1F3864"/>
             </w:tcBorders>
             <w:shd w:val="clear" w:color="auto" w:fill="D9E2F3"/>
-            <w:tcMar>
-              <w:top w:w="50" w:type="dxa"/>
-              <w:left w:w="90" w:type="dxa"/>
-              <w:bottom w:w="50" w:type="dxa"/>
-              <w:right w:w="90" w:type="dxa"/>
-            </w:tcMar>
           </w:tcPr>
           <w:p>
             <w:pPr>
